--- a/2026 files/FORMS/QUALITY/MICRO FORMS/MICRO SYRUP/F04 MLT TEST/BML.QA.STP.FPS.014.F04 BIOTHAZINE SYRUP (60ml).docx
+++ b/2026 files/FORMS/QUALITY/MICRO FORMS/MICRO SYRUP/F04 MLT TEST/BML.QA.STP.FPS.014.F04 BIOTHAZINE SYRUP (60ml).docx
@@ -1,6 +1,6 @@
 
 <file path=word/document.xml><?xml version="1.0" encoding="utf-8"?>
-<w:document xmlns:wpc="http://schemas.microsoft.com/office/word/2010/wordprocessingCanvas" xmlns:cx="http://schemas.microsoft.com/office/drawing/2014/chartex" xmlns:cx1="http://schemas.microsoft.com/office/drawing/2015/9/8/chartex" xmlns:cx2="http://schemas.microsoft.com/office/drawing/2015/10/21/chartex" xmlns:cx3="http://schemas.microsoft.com/office/drawing/2016/5/9/chartex" xmlns:cx4="http://schemas.microsoft.com/office/drawing/2016/5/10/chartex" xmlns:cx5="http://schemas.microsoft.com/office/drawing/2016/5/11/chartex" xmlns:cx6="http://schemas.microsoft.com/office/drawing/2016/5/12/chartex" xmlns:cx7="http://schemas.microsoft.com/office/drawing/2016/5/13/chartex" xmlns:cx8="http://schemas.microsoft.com/office/drawing/2016/5/14/chartex" xmlns:mc="http://schemas.openxmlformats.org/markup-compatibility/2006" xmlns:aink="http://schemas.microsoft.com/office/drawing/2016/ink" xmlns:am3d="http://schemas.microsoft.com/office/drawing/2017/model3d" xmlns:o="urn:schemas-microsoft-com:office:office" xmlns:oel="http://schemas.microsoft.com/office/2019/extlst" xmlns:r="http://schemas.openxmlformats.org/officeDocument/2006/relationships" xmlns:m="http://schemas.openxmlformats.org/officeDocument/2006/math" xmlns:v="urn:schemas-microsoft-com:vml" xmlns:wp14="http://schemas.microsoft.com/office/word/2010/wordprocessingDrawing" xmlns:wp="http://schemas.openxmlformats.org/drawingml/2006/wordprocessingDrawing" xmlns:w10="urn:schemas-microsoft-com:office:word" xmlns:w="http://schemas.openxmlformats.org/wordprocessingml/2006/main" xmlns:w14="http://schemas.microsoft.com/office/word/2010/wordml" xmlns:w15="http://schemas.microsoft.com/office/word/2012/wordml" xmlns:w16cex="http://schemas.microsoft.com/office/word/2018/wordml/cex" xmlns:w16cid="http://schemas.microsoft.com/office/word/2016/wordml/cid" xmlns:w16="http://schemas.microsoft.com/office/word/2018/wordml" xmlns:w16du="http://schemas.microsoft.com/office/word/2023/wordml/word16du" xmlns:w16sdtdh="http://schemas.microsoft.com/office/word/2020/wordml/sdtdatahash" xmlns:w16se="http://schemas.microsoft.com/office/word/2015/wordml/symex" xmlns:wpg="http://schemas.microsoft.com/office/word/2010/wordprocessingGroup" xmlns:wpi="http://schemas.microsoft.com/office/word/2010/wordprocessingInk" xmlns:wne="http://schemas.microsoft.com/office/word/2006/wordml" xmlns:wps="http://schemas.microsoft.com/office/word/2010/wordprocessingShape" mc:Ignorable="w14 w15 w16se w16cid w16 w16cex w16sdtdh w16du wp14">
+<w:document xmlns:wpc="http://schemas.microsoft.com/office/word/2010/wordprocessingCanvas" xmlns:cx="http://schemas.microsoft.com/office/drawing/2014/chartex" xmlns:cx1="http://schemas.microsoft.com/office/drawing/2015/9/8/chartex" xmlns:cx2="http://schemas.microsoft.com/office/drawing/2015/10/21/chartex" xmlns:cx3="http://schemas.microsoft.com/office/drawing/2016/5/9/chartex" xmlns:cx4="http://schemas.microsoft.com/office/drawing/2016/5/10/chartex" xmlns:cx5="http://schemas.microsoft.com/office/drawing/2016/5/11/chartex" xmlns:cx6="http://schemas.microsoft.com/office/drawing/2016/5/12/chartex" xmlns:cx7="http://schemas.microsoft.com/office/drawing/2016/5/13/chartex" xmlns:cx8="http://schemas.microsoft.com/office/drawing/2016/5/14/chartex" xmlns:mc="http://schemas.openxmlformats.org/markup-compatibility/2006" xmlns:aink="http://schemas.microsoft.com/office/drawing/2016/ink" xmlns:am3d="http://schemas.microsoft.com/office/drawing/2017/model3d" xmlns:o="urn:schemas-microsoft-com:office:office" xmlns:oel="http://schemas.microsoft.com/office/2019/extlst" xmlns:r="http://schemas.openxmlformats.org/officeDocument/2006/relationships" xmlns:m="http://schemas.openxmlformats.org/officeDocument/2006/math" xmlns:v="urn:schemas-microsoft-com:vml" xmlns:wp14="http://schemas.microsoft.com/office/word/2010/wordprocessingDrawing" xmlns:wp="http://schemas.openxmlformats.org/drawingml/2006/wordprocessingDrawing" xmlns:w10="urn:schemas-microsoft-com:office:word" xmlns:w="http://schemas.openxmlformats.org/wordprocessingml/2006/main" xmlns:w14="http://schemas.microsoft.com/office/word/2010/wordml" xmlns:w15="http://schemas.microsoft.com/office/word/2012/wordml" xmlns:w16cex="http://schemas.microsoft.com/office/word/2018/wordml/cex" xmlns:w16cid="http://schemas.microsoft.com/office/word/2016/wordml/cid" xmlns:w16="http://schemas.microsoft.com/office/word/2018/wordml" xmlns:w16sdtdh="http://schemas.microsoft.com/office/word/2020/wordml/sdtdatahash" xmlns:w16se="http://schemas.microsoft.com/office/word/2015/wordml/symex" xmlns:wpg="http://schemas.microsoft.com/office/word/2010/wordprocessingGroup" xmlns:wpi="http://schemas.microsoft.com/office/word/2010/wordprocessingInk" xmlns:wne="http://schemas.microsoft.com/office/word/2006/wordml" xmlns:wps="http://schemas.microsoft.com/office/word/2010/wordprocessingShape" mc:Ignorable="w14 w15 w16se w16cid w16 w16cex w16sdtdh wp14">
   <w:body>
     <w:p>
       <w:pPr>
@@ -354,7 +354,6 @@
             <w:r>
               <w:rPr>
                 <w:rFonts w:ascii="Calibri" w:eastAsia="Times New Roman" w:hAnsi="Calibri" w:cs="Times New Roman"/>
-                <w:color w:val="FF0000"/>
                 <w:sz w:val="24"/>
                 <w:szCs w:val="24"/>
                 <w:lang w:eastAsia="en-GB"/>
@@ -483,21 +482,11 @@
             <w:r>
               <w:rPr>
                 <w:rFonts w:ascii="Calibri" w:eastAsia="Times New Roman" w:hAnsi="Calibri" w:cs="Times New Roman"/>
-                <w:color w:val="FF0000"/>
-                <w:sz w:val="24"/>
-                <w:szCs w:val="24"/>
-                <w:lang w:eastAsia="en-GB"/>
-              </w:rPr>
-              <w:t>....</w:t>
-            </w:r>
-            <w:r>
-              <w:rPr>
-                <w:rFonts w:ascii="Calibri" w:eastAsia="Times New Roman" w:hAnsi="Calibri" w:cs="Times New Roman"/>
-                <w:sz w:val="24"/>
-                <w:szCs w:val="24"/>
-                <w:lang w:eastAsia="en-GB"/>
-              </w:rPr>
-              <w:t>/</w:t>
+                <w:sz w:val="24"/>
+                <w:szCs w:val="24"/>
+                <w:lang w:eastAsia="en-GB"/>
+              </w:rPr>
+              <w:t>..../</w:t>
             </w:r>
             <w:proofErr w:type="gramEnd"/>
             <w:r>
@@ -1300,13 +1289,7 @@
               <w:rPr>
                 <w:b/>
               </w:rPr>
-              <w:t>Medium</w:t>
-            </w:r>
-            <w:r>
-              <w:rPr>
-                <w:b/>
-              </w:rPr>
-              <w:t>/Unit</w:t>
+              <w:t>Medium/Unit</w:t>
             </w:r>
           </w:p>
         </w:tc>
@@ -1479,7 +1462,7 @@
     <w:tbl>
       <w:tblPr>
         <w:tblpPr w:leftFromText="180" w:rightFromText="180" w:vertAnchor="text" w:horzAnchor="margin" w:tblpXSpec="center" w:tblpY="74"/>
-        <w:tblW w:w="10278" w:type="dxa"/>
+        <w:tblW w:w="10412" w:type="dxa"/>
         <w:tblBorders>
           <w:top w:val="single" w:sz="4" w:space="0" w:color="auto"/>
           <w:left w:val="single" w:sz="4" w:space="0" w:color="auto"/>
@@ -1491,15 +1474,15 @@
         <w:tblLook w:val="0000" w:firstRow="0" w:lastRow="0" w:firstColumn="0" w:lastColumn="0" w:noHBand="0" w:noVBand="0"/>
       </w:tblPr>
       <w:tblGrid>
-        <w:gridCol w:w="10278"/>
+        <w:gridCol w:w="10412"/>
       </w:tblGrid>
       <w:tr>
         <w:trPr>
-          <w:trHeight w:val="440"/>
+          <w:trHeight w:val="1186"/>
         </w:trPr>
         <w:tc>
           <w:tcPr>
-            <w:tcW w:w="10278" w:type="dxa"/>
+            <w:tcW w:w="10412" w:type="dxa"/>
           </w:tcPr>
           <w:p>
             <w:pPr>
@@ -1509,7 +1492,6 @@
                 <w:rFonts w:cstheme="minorHAnsi"/>
                 <w:b/>
                 <w:bCs/>
-                <w:color w:val="0070C0"/>
                 <w:sz w:val="18"/>
                 <w:szCs w:val="18"/>
               </w:rPr>
@@ -1554,7 +1536,6 @@
                 <w:rFonts w:cstheme="minorHAnsi"/>
                 <w:b/>
                 <w:bCs/>
-                <w:color w:val="0070C0"/>
                 <w:sz w:val="18"/>
                 <w:szCs w:val="18"/>
               </w:rPr>
@@ -1569,7 +1550,6 @@
                 <w:rFonts w:cstheme="minorHAnsi"/>
                 <w:b/>
                 <w:bCs/>
-                <w:color w:val="0070C0"/>
                 <w:sz w:val="18"/>
                 <w:szCs w:val="18"/>
               </w:rPr>
@@ -1579,7 +1559,6 @@
                 <w:rFonts w:cstheme="minorHAnsi"/>
                 <w:b/>
                 <w:bCs/>
-                <w:color w:val="0070C0"/>
                 <w:sz w:val="18"/>
                 <w:szCs w:val="18"/>
               </w:rPr>
@@ -1589,34 +1568,6 @@
         </w:tc>
       </w:tr>
     </w:tbl>
-    <w:p>
-      <w:pPr>
-        <w:tabs>
-          <w:tab w:val="left" w:pos="1457"/>
-        </w:tabs>
-        <w:spacing w:after="0" w:line="240" w:lineRule="auto"/>
-        <w:rPr>
-          <w:rFonts w:ascii="Times New Roman" w:eastAsia="Times New Roman" w:hAnsi="Times New Roman" w:cs="Times New Roman"/>
-          <w:sz w:val="20"/>
-          <w:szCs w:val="20"/>
-          <w:lang w:eastAsia="en-GB"/>
-        </w:rPr>
-      </w:pPr>
-    </w:p>
-    <w:p>
-      <w:pPr>
-        <w:tabs>
-          <w:tab w:val="left" w:pos="1457"/>
-        </w:tabs>
-        <w:spacing w:after="0" w:line="240" w:lineRule="auto"/>
-        <w:rPr>
-          <w:rFonts w:ascii="Times New Roman" w:eastAsia="Times New Roman" w:hAnsi="Times New Roman" w:cs="Times New Roman"/>
-          <w:sz w:val="20"/>
-          <w:szCs w:val="20"/>
-          <w:lang w:eastAsia="en-GB"/>
-        </w:rPr>
-      </w:pPr>
-    </w:p>
     <w:p>
       <w:pPr>
         <w:tabs>
@@ -1673,7 +1624,7 @@
 </file>
 
 <file path=word/endnotes.xml><?xml version="1.0" encoding="utf-8"?>
-<w:endnotes xmlns:wpc="http://schemas.microsoft.com/office/word/2010/wordprocessingCanvas" xmlns:cx="http://schemas.microsoft.com/office/drawing/2014/chartex" xmlns:cx1="http://schemas.microsoft.com/office/drawing/2015/9/8/chartex" xmlns:cx2="http://schemas.microsoft.com/office/drawing/2015/10/21/chartex" xmlns:cx3="http://schemas.microsoft.com/office/drawing/2016/5/9/chartex" xmlns:cx4="http://schemas.microsoft.com/office/drawing/2016/5/10/chartex" xmlns:cx5="http://schemas.microsoft.com/office/drawing/2016/5/11/chartex" xmlns:cx6="http://schemas.microsoft.com/office/drawing/2016/5/12/chartex" xmlns:cx7="http://schemas.microsoft.com/office/drawing/2016/5/13/chartex" xmlns:cx8="http://schemas.microsoft.com/office/drawing/2016/5/14/chartex" xmlns:mc="http://schemas.openxmlformats.org/markup-compatibility/2006" xmlns:aink="http://schemas.microsoft.com/office/drawing/2016/ink" xmlns:am3d="http://schemas.microsoft.com/office/drawing/2017/model3d" xmlns:o="urn:schemas-microsoft-com:office:office" xmlns:oel="http://schemas.microsoft.com/office/2019/extlst" xmlns:r="http://schemas.openxmlformats.org/officeDocument/2006/relationships" xmlns:m="http://schemas.openxmlformats.org/officeDocument/2006/math" xmlns:v="urn:schemas-microsoft-com:vml" xmlns:wp14="http://schemas.microsoft.com/office/word/2010/wordprocessingDrawing" xmlns:wp="http://schemas.openxmlformats.org/drawingml/2006/wordprocessingDrawing" xmlns:w10="urn:schemas-microsoft-com:office:word" xmlns:w="http://schemas.openxmlformats.org/wordprocessingml/2006/main" xmlns:w14="http://schemas.microsoft.com/office/word/2010/wordml" xmlns:w15="http://schemas.microsoft.com/office/word/2012/wordml" xmlns:w16cex="http://schemas.microsoft.com/office/word/2018/wordml/cex" xmlns:w16cid="http://schemas.microsoft.com/office/word/2016/wordml/cid" xmlns:w16="http://schemas.microsoft.com/office/word/2018/wordml" xmlns:w16du="http://schemas.microsoft.com/office/word/2023/wordml/word16du" xmlns:w16sdtdh="http://schemas.microsoft.com/office/word/2020/wordml/sdtdatahash" xmlns:w16se="http://schemas.microsoft.com/office/word/2015/wordml/symex" xmlns:wpg="http://schemas.microsoft.com/office/word/2010/wordprocessingGroup" xmlns:wpi="http://schemas.microsoft.com/office/word/2010/wordprocessingInk" xmlns:wne="http://schemas.microsoft.com/office/word/2006/wordml" xmlns:wps="http://schemas.microsoft.com/office/word/2010/wordprocessingShape" mc:Ignorable="w14 w15 w16se w16cid w16 w16cex w16sdtdh w16du wp14">
+<w:endnotes xmlns:wpc="http://schemas.microsoft.com/office/word/2010/wordprocessingCanvas" xmlns:cx="http://schemas.microsoft.com/office/drawing/2014/chartex" xmlns:cx1="http://schemas.microsoft.com/office/drawing/2015/9/8/chartex" xmlns:cx2="http://schemas.microsoft.com/office/drawing/2015/10/21/chartex" xmlns:cx3="http://schemas.microsoft.com/office/drawing/2016/5/9/chartex" xmlns:cx4="http://schemas.microsoft.com/office/drawing/2016/5/10/chartex" xmlns:cx5="http://schemas.microsoft.com/office/drawing/2016/5/11/chartex" xmlns:cx6="http://schemas.microsoft.com/office/drawing/2016/5/12/chartex" xmlns:cx7="http://schemas.microsoft.com/office/drawing/2016/5/13/chartex" xmlns:cx8="http://schemas.microsoft.com/office/drawing/2016/5/14/chartex" xmlns:mc="http://schemas.openxmlformats.org/markup-compatibility/2006" xmlns:aink="http://schemas.microsoft.com/office/drawing/2016/ink" xmlns:am3d="http://schemas.microsoft.com/office/drawing/2017/model3d" xmlns:o="urn:schemas-microsoft-com:office:office" xmlns:oel="http://schemas.microsoft.com/office/2019/extlst" xmlns:r="http://schemas.openxmlformats.org/officeDocument/2006/relationships" xmlns:m="http://schemas.openxmlformats.org/officeDocument/2006/math" xmlns:v="urn:schemas-microsoft-com:vml" xmlns:wp14="http://schemas.microsoft.com/office/word/2010/wordprocessingDrawing" xmlns:wp="http://schemas.openxmlformats.org/drawingml/2006/wordprocessingDrawing" xmlns:w10="urn:schemas-microsoft-com:office:word" xmlns:w="http://schemas.openxmlformats.org/wordprocessingml/2006/main" xmlns:w14="http://schemas.microsoft.com/office/word/2010/wordml" xmlns:w15="http://schemas.microsoft.com/office/word/2012/wordml" xmlns:w16cex="http://schemas.microsoft.com/office/word/2018/wordml/cex" xmlns:w16cid="http://schemas.microsoft.com/office/word/2016/wordml/cid" xmlns:w16="http://schemas.microsoft.com/office/word/2018/wordml" xmlns:w16sdtdh="http://schemas.microsoft.com/office/word/2020/wordml/sdtdatahash" xmlns:w16se="http://schemas.microsoft.com/office/word/2015/wordml/symex" xmlns:wpg="http://schemas.microsoft.com/office/word/2010/wordprocessingGroup" xmlns:wpi="http://schemas.microsoft.com/office/word/2010/wordprocessingInk" xmlns:wne="http://schemas.microsoft.com/office/word/2006/wordml" xmlns:wps="http://schemas.microsoft.com/office/word/2010/wordprocessingShape" mc:Ignorable="w14 w15 w16se w16cid w16 w16cex w16sdtdh wp14">
   <w:endnote w:type="separator" w:id="-1">
     <w:p>
       <w:pPr>
@@ -1698,7 +1649,7 @@
 </file>
 
 <file path=word/footer1.xml><?xml version="1.0" encoding="utf-8"?>
-<w:ftr xmlns:wpc="http://schemas.microsoft.com/office/word/2010/wordprocessingCanvas" xmlns:cx="http://schemas.microsoft.com/office/drawing/2014/chartex" xmlns:cx1="http://schemas.microsoft.com/office/drawing/2015/9/8/chartex" xmlns:cx2="http://schemas.microsoft.com/office/drawing/2015/10/21/chartex" xmlns:cx3="http://schemas.microsoft.com/office/drawing/2016/5/9/chartex" xmlns:cx4="http://schemas.microsoft.com/office/drawing/2016/5/10/chartex" xmlns:cx5="http://schemas.microsoft.com/office/drawing/2016/5/11/chartex" xmlns:cx6="http://schemas.microsoft.com/office/drawing/2016/5/12/chartex" xmlns:cx7="http://schemas.microsoft.com/office/drawing/2016/5/13/chartex" xmlns:cx8="http://schemas.microsoft.com/office/drawing/2016/5/14/chartex" xmlns:mc="http://schemas.openxmlformats.org/markup-compatibility/2006" xmlns:aink="http://schemas.microsoft.com/office/drawing/2016/ink" xmlns:am3d="http://schemas.microsoft.com/office/drawing/2017/model3d" xmlns:o="urn:schemas-microsoft-com:office:office" xmlns:oel="http://schemas.microsoft.com/office/2019/extlst" xmlns:r="http://schemas.openxmlformats.org/officeDocument/2006/relationships" xmlns:m="http://schemas.openxmlformats.org/officeDocument/2006/math" xmlns:v="urn:schemas-microsoft-com:vml" xmlns:wp14="http://schemas.microsoft.com/office/word/2010/wordprocessingDrawing" xmlns:wp="http://schemas.openxmlformats.org/drawingml/2006/wordprocessingDrawing" xmlns:w10="urn:schemas-microsoft-com:office:word" xmlns:w="http://schemas.openxmlformats.org/wordprocessingml/2006/main" xmlns:w14="http://schemas.microsoft.com/office/word/2010/wordml" xmlns:w15="http://schemas.microsoft.com/office/word/2012/wordml" xmlns:w16cex="http://schemas.microsoft.com/office/word/2018/wordml/cex" xmlns:w16cid="http://schemas.microsoft.com/office/word/2016/wordml/cid" xmlns:w16="http://schemas.microsoft.com/office/word/2018/wordml" xmlns:w16du="http://schemas.microsoft.com/office/word/2023/wordml/word16du" xmlns:w16sdtdh="http://schemas.microsoft.com/office/word/2020/wordml/sdtdatahash" xmlns:w16se="http://schemas.microsoft.com/office/word/2015/wordml/symex" xmlns:wpg="http://schemas.microsoft.com/office/word/2010/wordprocessingGroup" xmlns:wpi="http://schemas.microsoft.com/office/word/2010/wordprocessingInk" xmlns:wne="http://schemas.microsoft.com/office/word/2006/wordml" xmlns:wps="http://schemas.microsoft.com/office/word/2010/wordprocessingShape" mc:Ignorable="w14 w15 w16se w16cid w16 w16cex w16sdtdh w16du wp14">
+<w:ftr xmlns:wpc="http://schemas.microsoft.com/office/word/2010/wordprocessingCanvas" xmlns:cx="http://schemas.microsoft.com/office/drawing/2014/chartex" xmlns:cx1="http://schemas.microsoft.com/office/drawing/2015/9/8/chartex" xmlns:cx2="http://schemas.microsoft.com/office/drawing/2015/10/21/chartex" xmlns:cx3="http://schemas.microsoft.com/office/drawing/2016/5/9/chartex" xmlns:cx4="http://schemas.microsoft.com/office/drawing/2016/5/10/chartex" xmlns:cx5="http://schemas.microsoft.com/office/drawing/2016/5/11/chartex" xmlns:cx6="http://schemas.microsoft.com/office/drawing/2016/5/12/chartex" xmlns:cx7="http://schemas.microsoft.com/office/drawing/2016/5/13/chartex" xmlns:cx8="http://schemas.microsoft.com/office/drawing/2016/5/14/chartex" xmlns:mc="http://schemas.openxmlformats.org/markup-compatibility/2006" xmlns:aink="http://schemas.microsoft.com/office/drawing/2016/ink" xmlns:am3d="http://schemas.microsoft.com/office/drawing/2017/model3d" xmlns:o="urn:schemas-microsoft-com:office:office" xmlns:oel="http://schemas.microsoft.com/office/2019/extlst" xmlns:r="http://schemas.openxmlformats.org/officeDocument/2006/relationships" xmlns:m="http://schemas.openxmlformats.org/officeDocument/2006/math" xmlns:v="urn:schemas-microsoft-com:vml" xmlns:wp14="http://schemas.microsoft.com/office/word/2010/wordprocessingDrawing" xmlns:wp="http://schemas.openxmlformats.org/drawingml/2006/wordprocessingDrawing" xmlns:w10="urn:schemas-microsoft-com:office:word" xmlns:w="http://schemas.openxmlformats.org/wordprocessingml/2006/main" xmlns:w14="http://schemas.microsoft.com/office/word/2010/wordml" xmlns:w15="http://schemas.microsoft.com/office/word/2012/wordml" xmlns:w16cex="http://schemas.microsoft.com/office/word/2018/wordml/cex" xmlns:w16cid="http://schemas.microsoft.com/office/word/2016/wordml/cid" xmlns:w16="http://schemas.microsoft.com/office/word/2018/wordml" xmlns:w16sdtdh="http://schemas.microsoft.com/office/word/2020/wordml/sdtdatahash" xmlns:w16se="http://schemas.microsoft.com/office/word/2015/wordml/symex" xmlns:wpg="http://schemas.microsoft.com/office/word/2010/wordprocessingGroup" xmlns:wpi="http://schemas.microsoft.com/office/word/2010/wordprocessingInk" xmlns:wne="http://schemas.microsoft.com/office/word/2006/wordml" xmlns:wps="http://schemas.microsoft.com/office/word/2010/wordprocessingShape" mc:Ignorable="w14 w15 w16se w16cid w16 w16cex w16sdtdh wp14">
   <w:tbl>
     <w:tblPr>
       <w:tblW w:w="10298" w:type="dxa"/>
@@ -2037,7 +1988,7 @@
 </file>
 
 <file path=word/footnotes.xml><?xml version="1.0" encoding="utf-8"?>
-<w:footnotes xmlns:wpc="http://schemas.microsoft.com/office/word/2010/wordprocessingCanvas" xmlns:cx="http://schemas.microsoft.com/office/drawing/2014/chartex" xmlns:cx1="http://schemas.microsoft.com/office/drawing/2015/9/8/chartex" xmlns:cx2="http://schemas.microsoft.com/office/drawing/2015/10/21/chartex" xmlns:cx3="http://schemas.microsoft.com/office/drawing/2016/5/9/chartex" xmlns:cx4="http://schemas.microsoft.com/office/drawing/2016/5/10/chartex" xmlns:cx5="http://schemas.microsoft.com/office/drawing/2016/5/11/chartex" xmlns:cx6="http://schemas.microsoft.com/office/drawing/2016/5/12/chartex" xmlns:cx7="http://schemas.microsoft.com/office/drawing/2016/5/13/chartex" xmlns:cx8="http://schemas.microsoft.com/office/drawing/2016/5/14/chartex" xmlns:mc="http://schemas.openxmlformats.org/markup-compatibility/2006" xmlns:aink="http://schemas.microsoft.com/office/drawing/2016/ink" xmlns:am3d="http://schemas.microsoft.com/office/drawing/2017/model3d" xmlns:o="urn:schemas-microsoft-com:office:office" xmlns:oel="http://schemas.microsoft.com/office/2019/extlst" xmlns:r="http://schemas.openxmlformats.org/officeDocument/2006/relationships" xmlns:m="http://schemas.openxmlformats.org/officeDocument/2006/math" xmlns:v="urn:schemas-microsoft-com:vml" xmlns:wp14="http://schemas.microsoft.com/office/word/2010/wordprocessingDrawing" xmlns:wp="http://schemas.openxmlformats.org/drawingml/2006/wordprocessingDrawing" xmlns:w10="urn:schemas-microsoft-com:office:word" xmlns:w="http://schemas.openxmlformats.org/wordprocessingml/2006/main" xmlns:w14="http://schemas.microsoft.com/office/word/2010/wordml" xmlns:w15="http://schemas.microsoft.com/office/word/2012/wordml" xmlns:w16cex="http://schemas.microsoft.com/office/word/2018/wordml/cex" xmlns:w16cid="http://schemas.microsoft.com/office/word/2016/wordml/cid" xmlns:w16="http://schemas.microsoft.com/office/word/2018/wordml" xmlns:w16du="http://schemas.microsoft.com/office/word/2023/wordml/word16du" xmlns:w16sdtdh="http://schemas.microsoft.com/office/word/2020/wordml/sdtdatahash" xmlns:w16se="http://schemas.microsoft.com/office/word/2015/wordml/symex" xmlns:wpg="http://schemas.microsoft.com/office/word/2010/wordprocessingGroup" xmlns:wpi="http://schemas.microsoft.com/office/word/2010/wordprocessingInk" xmlns:wne="http://schemas.microsoft.com/office/word/2006/wordml" xmlns:wps="http://schemas.microsoft.com/office/word/2010/wordprocessingShape" mc:Ignorable="w14 w15 w16se w16cid w16 w16cex w16sdtdh w16du wp14">
+<w:footnotes xmlns:wpc="http://schemas.microsoft.com/office/word/2010/wordprocessingCanvas" xmlns:cx="http://schemas.microsoft.com/office/drawing/2014/chartex" xmlns:cx1="http://schemas.microsoft.com/office/drawing/2015/9/8/chartex" xmlns:cx2="http://schemas.microsoft.com/office/drawing/2015/10/21/chartex" xmlns:cx3="http://schemas.microsoft.com/office/drawing/2016/5/9/chartex" xmlns:cx4="http://schemas.microsoft.com/office/drawing/2016/5/10/chartex" xmlns:cx5="http://schemas.microsoft.com/office/drawing/2016/5/11/chartex" xmlns:cx6="http://schemas.microsoft.com/office/drawing/2016/5/12/chartex" xmlns:cx7="http://schemas.microsoft.com/office/drawing/2016/5/13/chartex" xmlns:cx8="http://schemas.microsoft.com/office/drawing/2016/5/14/chartex" xmlns:mc="http://schemas.openxmlformats.org/markup-compatibility/2006" xmlns:aink="http://schemas.microsoft.com/office/drawing/2016/ink" xmlns:am3d="http://schemas.microsoft.com/office/drawing/2017/model3d" xmlns:o="urn:schemas-microsoft-com:office:office" xmlns:oel="http://schemas.microsoft.com/office/2019/extlst" xmlns:r="http://schemas.openxmlformats.org/officeDocument/2006/relationships" xmlns:m="http://schemas.openxmlformats.org/officeDocument/2006/math" xmlns:v="urn:schemas-microsoft-com:vml" xmlns:wp14="http://schemas.microsoft.com/office/word/2010/wordprocessingDrawing" xmlns:wp="http://schemas.openxmlformats.org/drawingml/2006/wordprocessingDrawing" xmlns:w10="urn:schemas-microsoft-com:office:word" xmlns:w="http://schemas.openxmlformats.org/wordprocessingml/2006/main" xmlns:w14="http://schemas.microsoft.com/office/word/2010/wordml" xmlns:w15="http://schemas.microsoft.com/office/word/2012/wordml" xmlns:w16cex="http://schemas.microsoft.com/office/word/2018/wordml/cex" xmlns:w16cid="http://schemas.microsoft.com/office/word/2016/wordml/cid" xmlns:w16="http://schemas.microsoft.com/office/word/2018/wordml" xmlns:w16sdtdh="http://schemas.microsoft.com/office/word/2020/wordml/sdtdatahash" xmlns:w16se="http://schemas.microsoft.com/office/word/2015/wordml/symex" xmlns:wpg="http://schemas.microsoft.com/office/word/2010/wordprocessingGroup" xmlns:wpi="http://schemas.microsoft.com/office/word/2010/wordprocessingInk" xmlns:wne="http://schemas.microsoft.com/office/word/2006/wordml" xmlns:wps="http://schemas.microsoft.com/office/word/2010/wordprocessingShape" mc:Ignorable="w14 w15 w16se w16cid w16 w16cex w16sdtdh wp14">
   <w:footnote w:type="separator" w:id="-1">
     <w:p>
       <w:pPr>
@@ -2062,7 +2013,7 @@
 </file>
 
 <file path=word/header1.xml><?xml version="1.0" encoding="utf-8"?>
-<w:hdr xmlns:wpc="http://schemas.microsoft.com/office/word/2010/wordprocessingCanvas" xmlns:cx="http://schemas.microsoft.com/office/drawing/2014/chartex" xmlns:cx1="http://schemas.microsoft.com/office/drawing/2015/9/8/chartex" xmlns:cx2="http://schemas.microsoft.com/office/drawing/2015/10/21/chartex" xmlns:cx3="http://schemas.microsoft.com/office/drawing/2016/5/9/chartex" xmlns:cx4="http://schemas.microsoft.com/office/drawing/2016/5/10/chartex" xmlns:cx5="http://schemas.microsoft.com/office/drawing/2016/5/11/chartex" xmlns:cx6="http://schemas.microsoft.com/office/drawing/2016/5/12/chartex" xmlns:cx7="http://schemas.microsoft.com/office/drawing/2016/5/13/chartex" xmlns:cx8="http://schemas.microsoft.com/office/drawing/2016/5/14/chartex" xmlns:mc="http://schemas.openxmlformats.org/markup-compatibility/2006" xmlns:aink="http://schemas.microsoft.com/office/drawing/2016/ink" xmlns:am3d="http://schemas.microsoft.com/office/drawing/2017/model3d" xmlns:o="urn:schemas-microsoft-com:office:office" xmlns:oel="http://schemas.microsoft.com/office/2019/extlst" xmlns:r="http://schemas.openxmlformats.org/officeDocument/2006/relationships" xmlns:m="http://schemas.openxmlformats.org/officeDocument/2006/math" xmlns:v="urn:schemas-microsoft-com:vml" xmlns:wp14="http://schemas.microsoft.com/office/word/2010/wordprocessingDrawing" xmlns:wp="http://schemas.openxmlformats.org/drawingml/2006/wordprocessingDrawing" xmlns:w10="urn:schemas-microsoft-com:office:word" xmlns:w="http://schemas.openxmlformats.org/wordprocessingml/2006/main" xmlns:w14="http://schemas.microsoft.com/office/word/2010/wordml" xmlns:w15="http://schemas.microsoft.com/office/word/2012/wordml" xmlns:w16cex="http://schemas.microsoft.com/office/word/2018/wordml/cex" xmlns:w16cid="http://schemas.microsoft.com/office/word/2016/wordml/cid" xmlns:w16="http://schemas.microsoft.com/office/word/2018/wordml" xmlns:w16du="http://schemas.microsoft.com/office/word/2023/wordml/word16du" xmlns:w16sdtdh="http://schemas.microsoft.com/office/word/2020/wordml/sdtdatahash" xmlns:w16se="http://schemas.microsoft.com/office/word/2015/wordml/symex" xmlns:wpg="http://schemas.microsoft.com/office/word/2010/wordprocessingGroup" xmlns:wpi="http://schemas.microsoft.com/office/word/2010/wordprocessingInk" xmlns:wne="http://schemas.microsoft.com/office/word/2006/wordml" xmlns:wps="http://schemas.microsoft.com/office/word/2010/wordprocessingShape" mc:Ignorable="w14 w15 w16se w16cid w16 w16cex w16sdtdh w16du wp14">
+<w:hdr xmlns:wpc="http://schemas.microsoft.com/office/word/2010/wordprocessingCanvas" xmlns:cx="http://schemas.microsoft.com/office/drawing/2014/chartex" xmlns:cx1="http://schemas.microsoft.com/office/drawing/2015/9/8/chartex" xmlns:cx2="http://schemas.microsoft.com/office/drawing/2015/10/21/chartex" xmlns:cx3="http://schemas.microsoft.com/office/drawing/2016/5/9/chartex" xmlns:cx4="http://schemas.microsoft.com/office/drawing/2016/5/10/chartex" xmlns:cx5="http://schemas.microsoft.com/office/drawing/2016/5/11/chartex" xmlns:cx6="http://schemas.microsoft.com/office/drawing/2016/5/12/chartex" xmlns:cx7="http://schemas.microsoft.com/office/drawing/2016/5/13/chartex" xmlns:cx8="http://schemas.microsoft.com/office/drawing/2016/5/14/chartex" xmlns:mc="http://schemas.openxmlformats.org/markup-compatibility/2006" xmlns:aink="http://schemas.microsoft.com/office/drawing/2016/ink" xmlns:am3d="http://schemas.microsoft.com/office/drawing/2017/model3d" xmlns:o="urn:schemas-microsoft-com:office:office" xmlns:oel="http://schemas.microsoft.com/office/2019/extlst" xmlns:r="http://schemas.openxmlformats.org/officeDocument/2006/relationships" xmlns:m="http://schemas.openxmlformats.org/officeDocument/2006/math" xmlns:v="urn:schemas-microsoft-com:vml" xmlns:wp14="http://schemas.microsoft.com/office/word/2010/wordprocessingDrawing" xmlns:wp="http://schemas.openxmlformats.org/drawingml/2006/wordprocessingDrawing" xmlns:w10="urn:schemas-microsoft-com:office:word" xmlns:w="http://schemas.openxmlformats.org/wordprocessingml/2006/main" xmlns:w14="http://schemas.microsoft.com/office/word/2010/wordml" xmlns:w15="http://schemas.microsoft.com/office/word/2012/wordml" xmlns:w16cex="http://schemas.microsoft.com/office/word/2018/wordml/cex" xmlns:w16cid="http://schemas.microsoft.com/office/word/2016/wordml/cid" xmlns:w16="http://schemas.microsoft.com/office/word/2018/wordml" xmlns:w16sdtdh="http://schemas.microsoft.com/office/word/2020/wordml/sdtdatahash" xmlns:w16se="http://schemas.microsoft.com/office/word/2015/wordml/symex" xmlns:wpg="http://schemas.microsoft.com/office/word/2010/wordprocessingGroup" xmlns:wpi="http://schemas.microsoft.com/office/word/2010/wordprocessingInk" xmlns:wne="http://schemas.microsoft.com/office/word/2006/wordml" xmlns:wps="http://schemas.microsoft.com/office/word/2010/wordprocessingShape" mc:Ignorable="w14 w15 w16se w16cid w16 w16cex w16sdtdh wp14">
   <w:tbl>
     <w:tblPr>
       <w:tblW w:w="10094" w:type="dxa"/>
@@ -2187,7 +2138,6 @@
           <w:r>
             <w:rPr>
               <w:rFonts w:ascii="Calibri" w:eastAsia="Calibri" w:hAnsi="Calibri"/>
-              <w:color w:val="FF0000"/>
               <w:sz w:val="24"/>
               <w:szCs w:val="24"/>
             </w:rPr>
@@ -2197,7 +2147,6 @@
           <w:r>
             <w:rPr>
               <w:rFonts w:ascii="Calibri" w:eastAsia="Calibri" w:hAnsi="Calibri"/>
-              <w:color w:val="FF0000"/>
               <w:sz w:val="24"/>
               <w:szCs w:val="24"/>
             </w:rPr>
@@ -2207,7 +2156,6 @@
           <w:r>
             <w:rPr>
               <w:rFonts w:ascii="Calibri" w:eastAsia="Calibri" w:hAnsi="Calibri"/>
-              <w:color w:val="FF0000"/>
               <w:sz w:val="24"/>
               <w:szCs w:val="24"/>
             </w:rPr>
@@ -2217,7 +2165,6 @@
           <w:r>
             <w:rPr>
               <w:rFonts w:ascii="Calibri" w:eastAsia="Calibri" w:hAnsi="Calibri"/>
-              <w:color w:val="FF0000"/>
               <w:sz w:val="24"/>
               <w:szCs w:val="24"/>
             </w:rPr>
@@ -2227,7 +2174,6 @@
           <w:r>
             <w:rPr>
               <w:rFonts w:ascii="Calibri" w:eastAsia="Calibri" w:hAnsi="Calibri"/>
-              <w:color w:val="FF0000"/>
               <w:sz w:val="24"/>
               <w:szCs w:val="24"/>
             </w:rPr>
@@ -2307,7 +2253,6 @@
             <w:rPr>
               <w:rFonts w:ascii="Times New Roman" w:eastAsia="Times New Roman" w:hAnsi="Times New Roman" w:cs="Times New Roman"/>
               <w:b/>
-              <w:color w:val="FF0000"/>
               <w:sz w:val="20"/>
               <w:szCs w:val="20"/>
               <w:u w:val="single"/>
@@ -2317,7 +2262,6 @@
             <w:rPr>
               <w:rFonts w:ascii="Times New Roman" w:eastAsia="Times New Roman" w:hAnsi="Times New Roman" w:cs="Times New Roman"/>
               <w:b/>
-              <w:color w:val="FF0000"/>
               <w:sz w:val="20"/>
               <w:szCs w:val="20"/>
               <w:u w:val="single"/>
@@ -2328,7 +2272,6 @@
             <w:rPr>
               <w:rFonts w:ascii="Times New Roman" w:eastAsia="Times New Roman" w:hAnsi="Times New Roman" w:cs="Times New Roman"/>
               <w:b/>
-              <w:color w:val="FF0000"/>
               <w:sz w:val="20"/>
               <w:szCs w:val="20"/>
               <w:u w:val="single"/>
@@ -2339,7 +2282,6 @@
             <w:rPr>
               <w:rFonts w:ascii="Times New Roman" w:eastAsia="Times New Roman" w:hAnsi="Times New Roman" w:cs="Times New Roman"/>
               <w:b/>
-              <w:color w:val="FF0000"/>
               <w:sz w:val="20"/>
               <w:szCs w:val="20"/>
               <w:u w:val="single"/>
@@ -2350,7 +2292,6 @@
             <w:rPr>
               <w:rFonts w:ascii="Times New Roman" w:eastAsia="Times New Roman" w:hAnsi="Times New Roman" w:cs="Times New Roman"/>
               <w:b/>
-              <w:color w:val="FF0000"/>
               <w:sz w:val="20"/>
               <w:szCs w:val="20"/>
               <w:u w:val="single"/>
@@ -2361,7 +2302,6 @@
             <w:rPr>
               <w:rFonts w:ascii="Times New Roman" w:eastAsia="Times New Roman" w:hAnsi="Times New Roman" w:cs="Times New Roman"/>
               <w:b/>
-              <w:color w:val="FF0000"/>
               <w:sz w:val="20"/>
               <w:szCs w:val="20"/>
               <w:u w:val="single"/>
@@ -2372,7 +2312,6 @@
             <w:rPr>
               <w:rFonts w:ascii="Times New Roman" w:eastAsia="Times New Roman" w:hAnsi="Times New Roman" w:cs="Times New Roman"/>
               <w:b/>
-              <w:color w:val="FF0000"/>
               <w:sz w:val="20"/>
               <w:szCs w:val="20"/>
               <w:u w:val="single"/>
@@ -2383,7 +2322,6 @@
             <w:rPr>
               <w:rFonts w:ascii="Times New Roman" w:eastAsia="Times New Roman" w:hAnsi="Times New Roman" w:cs="Times New Roman"/>
               <w:b/>
-              <w:color w:val="FF0000"/>
               <w:sz w:val="20"/>
               <w:szCs w:val="20"/>
               <w:u w:val="single"/>
@@ -2394,7 +2332,6 @@
             <w:rPr>
               <w:rFonts w:ascii="Times New Roman" w:eastAsia="Times New Roman" w:hAnsi="Times New Roman" w:cs="Times New Roman"/>
               <w:b/>
-              <w:color w:val="FF0000"/>
               <w:sz w:val="20"/>
               <w:szCs w:val="20"/>
               <w:u w:val="single"/>
@@ -2405,7 +2342,6 @@
             <w:rPr>
               <w:rFonts w:ascii="Times New Roman" w:eastAsia="Times New Roman" w:hAnsi="Times New Roman" w:cs="Times New Roman"/>
               <w:b/>
-              <w:color w:val="FF0000"/>
               <w:sz w:val="20"/>
               <w:szCs w:val="20"/>
               <w:u w:val="single"/>
@@ -2422,7 +2358,6 @@
             <w:rPr>
               <w:rFonts w:ascii="Times New Roman" w:eastAsia="Times New Roman" w:hAnsi="Times New Roman" w:cs="Times New Roman"/>
               <w:b/>
-              <w:color w:val="FF0000"/>
               <w:sz w:val="20"/>
               <w:szCs w:val="20"/>
               <w:u w:val="single"/>
@@ -2441,7 +2376,7 @@
 </file>
 
 <file path=word/styles.xml><?xml version="1.0" encoding="utf-8"?>
-<w:styles xmlns:mc="http://schemas.openxmlformats.org/markup-compatibility/2006" xmlns:r="http://schemas.openxmlformats.org/officeDocument/2006/relationships" xmlns:w="http://schemas.openxmlformats.org/wordprocessingml/2006/main" xmlns:w14="http://schemas.microsoft.com/office/word/2010/wordml" xmlns:w15="http://schemas.microsoft.com/office/word/2012/wordml" xmlns:w16cex="http://schemas.microsoft.com/office/word/2018/wordml/cex" xmlns:w16cid="http://schemas.microsoft.com/office/word/2016/wordml/cid" xmlns:w16="http://schemas.microsoft.com/office/word/2018/wordml" xmlns:w16du="http://schemas.microsoft.com/office/word/2023/wordml/word16du" xmlns:w16sdtdh="http://schemas.microsoft.com/office/word/2020/wordml/sdtdatahash" xmlns:w16se="http://schemas.microsoft.com/office/word/2015/wordml/symex" mc:Ignorable="w14 w15 w16se w16cid w16 w16cex w16sdtdh w16du">
+<w:styles xmlns:mc="http://schemas.openxmlformats.org/markup-compatibility/2006" xmlns:r="http://schemas.openxmlformats.org/officeDocument/2006/relationships" xmlns:w="http://schemas.openxmlformats.org/wordprocessingml/2006/main" xmlns:w14="http://schemas.microsoft.com/office/word/2010/wordml" xmlns:w15="http://schemas.microsoft.com/office/word/2012/wordml" xmlns:w16cex="http://schemas.microsoft.com/office/word/2018/wordml/cex" xmlns:w16cid="http://schemas.microsoft.com/office/word/2016/wordml/cid" xmlns:w16="http://schemas.microsoft.com/office/word/2018/wordml" xmlns:w16sdtdh="http://schemas.microsoft.com/office/word/2020/wordml/sdtdatahash" xmlns:w16se="http://schemas.microsoft.com/office/word/2015/wordml/symex" mc:Ignorable="w14 w15 w16se w16cid w16 w16cex w16sdtdh">
   <w:docDefaults>
     <w:rPrDefault>
       <w:rPr>
